--- a/Интеллектуальный анализ данных/Лабораторные работы/ЛР2/Лабораторная работа #2.4.docx
+++ b/Интеллектуальный анализ данных/Лабораторные работы/ЛР2/Лабораторная работа #2.4.docx
@@ -1,13 +1,10 @@
 
 <file path=word/document.xml><?xml version="1.0" encoding="utf-8"?>
-<w:document xmlns:wpc="http://schemas.microsoft.com/office/word/2010/wordprocessingCanvas" xmlns:cx="http://schemas.microsoft.com/office/drawing/2014/chartex" xmlns:cx1="http://schemas.microsoft.com/office/drawing/2015/9/8/chartex" xmlns:cx2="http://schemas.microsoft.com/office/drawing/2015/10/21/chartex" xmlns:cx3="http://schemas.microsoft.com/office/drawing/2016/5/9/chartex" xmlns:cx4="http://schemas.microsoft.com/office/drawing/2016/5/10/chartex" xmlns:cx5="http://schemas.microsoft.com/office/drawing/2016/5/11/chartex" xmlns:cx6="http://schemas.microsoft.com/office/drawing/2016/5/12/chartex" xmlns:cx7="http://schemas.microsoft.com/office/drawing/2016/5/13/chartex" xmlns:cx8="http://schemas.microsoft.com/office/drawing/2016/5/14/chartex" xmlns:mc="http://schemas.openxmlformats.org/markup-compatibility/2006" xmlns:aink="http://schemas.microsoft.com/office/drawing/2016/ink" xmlns:am3d="http://schemas.microsoft.com/office/drawing/2017/model3d" xmlns:o="urn:schemas-microsoft-com:office:office" xmlns:oel="http://schemas.microsoft.com/office/2019/extlst" xmlns:r="http://schemas.openxmlformats.org/officeDocument/2006/relationships" xmlns:m="http://schemas.openxmlformats.org/officeDocument/2006/math" xmlns:v="urn:schemas-microsoft-com:vml" xmlns:wp14="http://schemas.microsoft.com/office/word/2010/wordprocessingDrawing" xmlns:wp="http://schemas.openxmlformats.org/drawingml/2006/wordprocessingDrawing" xmlns:w10="urn:schemas-microsoft-com:office:word" xmlns:w="http://schemas.openxmlformats.org/wordprocessingml/2006/main" xmlns:w14="http://schemas.microsoft.com/office/word/2010/wordml" xmlns:w15="http://schemas.microsoft.com/office/word/2012/wordml" xmlns:w16cex="http://schemas.microsoft.com/office/word/2018/wordml/cex" xmlns:w16cid="http://schemas.microsoft.com/office/word/2016/wordml/cid" xmlns:w16="http://schemas.microsoft.com/office/word/2018/wordml" xmlns:w16du="http://schemas.microsoft.com/office/word/2023/wordml/word16du" xmlns:w16sdtdh="http://schemas.microsoft.com/office/word/2020/wordml/sdtdatahash" xmlns:w16sdtfl="http://schemas.microsoft.com/office/word/2024/wordml/sdtformatlock" xmlns:w16se="http://schemas.microsoft.com/office/word/2015/wordml/symex" xmlns:wpg="http://schemas.microsoft.com/office/word/2010/wordprocessingGroup" xmlns:wpi="http://schemas.microsoft.com/office/word/2010/wordprocessingInk" xmlns:wne="http://schemas.microsoft.com/office/word/2006/wordml" xmlns:wps="http://schemas.microsoft.com/office/word/2010/wordprocessingShape" mc:Ignorable="w14 w15 w16se w16cid w16 w16cex w16sdtdh w16sdtfl w16du wp14">
+<w:document xmlns:wpc="http://schemas.microsoft.com/office/word/2010/wordprocessingCanvas" xmlns:cx="http://schemas.microsoft.com/office/drawing/2014/chartex" xmlns:cx1="http://schemas.microsoft.com/office/drawing/2015/9/8/chartex" xmlns:cx2="http://schemas.microsoft.com/office/drawing/2015/10/21/chartex" xmlns:cx3="http://schemas.microsoft.com/office/drawing/2016/5/9/chartex" xmlns:cx4="http://schemas.microsoft.com/office/drawing/2016/5/10/chartex" xmlns:cx5="http://schemas.microsoft.com/office/drawing/2016/5/11/chartex" xmlns:cx6="http://schemas.microsoft.com/office/drawing/2016/5/12/chartex" xmlns:cx7="http://schemas.microsoft.com/office/drawing/2016/5/13/chartex" xmlns:cx8="http://schemas.microsoft.com/office/drawing/2016/5/14/chartex" xmlns:mc="http://schemas.openxmlformats.org/markup-compatibility/2006" xmlns:aink="http://schemas.microsoft.com/office/drawing/2016/ink" xmlns:am3d="http://schemas.microsoft.com/office/drawing/2017/model3d" xmlns:o="urn:schemas-microsoft-com:office:office" xmlns:r="http://schemas.openxmlformats.org/officeDocument/2006/relationships" xmlns:m="http://schemas.openxmlformats.org/officeDocument/2006/math" xmlns:v="urn:schemas-microsoft-com:vml" xmlns:wp14="http://schemas.microsoft.com/office/word/2010/wordprocessingDrawing" xmlns:wp="http://schemas.openxmlformats.org/drawingml/2006/wordprocessingDrawing" xmlns:w10="urn:schemas-microsoft-com:office:word" xmlns:w="http://schemas.openxmlformats.org/wordprocessingml/2006/main" xmlns:w14="http://schemas.microsoft.com/office/word/2010/wordml" xmlns:w15="http://schemas.microsoft.com/office/word/2012/wordml" xmlns:w16cex="http://schemas.microsoft.com/office/word/2018/wordml/cex" xmlns:w16cid="http://schemas.microsoft.com/office/word/2016/wordml/cid" xmlns:w16="http://schemas.microsoft.com/office/word/2018/wordml" xmlns:w16sdtdh="http://schemas.microsoft.com/office/word/2020/wordml/sdtdatahash" xmlns:w16se="http://schemas.microsoft.com/office/word/2015/wordml/symex" xmlns:wpg="http://schemas.microsoft.com/office/word/2010/wordprocessingGroup" xmlns:wpi="http://schemas.microsoft.com/office/word/2010/wordprocessingInk" xmlns:wne="http://schemas.microsoft.com/office/word/2006/wordml" xmlns:wps="http://schemas.microsoft.com/office/word/2010/wordprocessingShape" mc:Ignorable="w14 w15 w16se w16cid w16 w16cex w16sdtdh wp14">
   <w:body>
     <w:p>
       <w:pPr>
         <w:pStyle w:val="a3"/>
-        <w:rPr>
-          <w:lang w:val="en-US"/>
-        </w:rPr>
       </w:pPr>
       <w:r>
         <w:t xml:space="preserve">Лабораторная работа №2.4 </w:t>
@@ -16,9 +13,6 @@
     <w:p>
       <w:pPr>
         <w:pStyle w:val="a3"/>
-        <w:rPr>
-          <w:lang w:val="en-US"/>
-        </w:rPr>
       </w:pPr>
       <w:r>
         <w:t xml:space="preserve">Корреляционный и регрессионный анализ данных. Множественная линейная регрессия. </w:t>
@@ -27,17 +21,11 @@
     <w:p>
       <w:pPr>
         <w:pStyle w:val="a5"/>
-        <w:rPr>
-          <w:lang w:val="en-US"/>
-        </w:rPr>
-      </w:pPr>
-    </w:p>
-    <w:p>
-      <w:pPr>
-        <w:pStyle w:val="a5"/>
-        <w:rPr>
-          <w:lang w:val="en-US"/>
-        </w:rPr>
+      </w:pPr>
+    </w:p>
+    <w:p>
+      <w:pPr>
+        <w:pStyle w:val="a5"/>
       </w:pPr>
     </w:p>
     <w:p>
@@ -46,7 +34,6 @@
         <w:rPr>
           <w:b/>
           <w:bCs w:val="0"/>
-          <w:lang w:val="en-US"/>
         </w:rPr>
       </w:pPr>
       <w:r>
@@ -60,9 +47,6 @@
     <w:p>
       <w:pPr>
         <w:pStyle w:val="a5"/>
-        <w:rPr>
-          <w:lang w:val="en-US"/>
-        </w:rPr>
       </w:pPr>
       <w:r>
         <w:sym w:font="Symbol" w:char="F02D"/>
@@ -74,9 +58,6 @@
     <w:p>
       <w:pPr>
         <w:pStyle w:val="a5"/>
-        <w:rPr>
-          <w:lang w:val="en-US"/>
-        </w:rPr>
       </w:pPr>
     </w:p>
     <w:p>
@@ -98,7 +79,6 @@
         <w:rPr>
           <w:b/>
           <w:bCs w:val="0"/>
-          <w:lang w:val="en-US"/>
         </w:rPr>
         <w:t>:</w:t>
       </w:r>
@@ -145,25 +125,17 @@
     <w:p>
       <w:pPr>
         <w:pStyle w:val="a5"/>
-        <w:rPr>
-          <w:lang w:val="en-US"/>
-        </w:rPr>
       </w:pPr>
       <w:r>
         <w:t xml:space="preserve">3. Провести подгонку множественной регрессионной модель при помощи функции </w:t>
       </w:r>
       <w:proofErr w:type="spellStart"/>
-      <w:proofErr w:type="gramStart"/>
       <w:r>
         <w:t>lm</w:t>
       </w:r>
       <w:proofErr w:type="spellEnd"/>
       <w:r>
-        <w:t>(</w:t>
-      </w:r>
-      <w:proofErr w:type="gramEnd"/>
-      <w:r>
-        <w:t>).</w:t>
+        <w:t>().</w:t>
       </w:r>
     </w:p>
     <w:p>
@@ -246,7 +218,6 @@
         <w:rPr>
           <w:b/>
           <w:bCs w:val="0"/>
-          <w:lang w:val="en-US"/>
         </w:rPr>
       </w:pPr>
       <w:r>
@@ -263,33 +234,30 @@
         <w:rPr>
           <w:b/>
           <w:bCs w:val="0"/>
+        </w:rPr>
+        <w:t>:</w:t>
+      </w:r>
+    </w:p>
+    <w:p>
+      <w:pPr>
+        <w:pStyle w:val="a5"/>
+      </w:pPr>
+      <w:r>
+        <w:t>1 – 2. Подготовка к дальнейшей работе завершена (Рисунок 1).</w:t>
+      </w:r>
+    </w:p>
+    <w:p>
+      <w:pPr>
+        <w:pStyle w:val="a5"/>
+        <w:ind w:firstLine="0"/>
+        <w:jc w:val="center"/>
+        <w:rPr>
           <w:lang w:val="en-US"/>
         </w:rPr>
-        <w:t>:</w:t>
-      </w:r>
-    </w:p>
-    <w:p>
-      <w:pPr>
-        <w:pStyle w:val="a5"/>
-        <w:rPr>
-          <w:lang w:val="en-US"/>
-        </w:rPr>
-      </w:pPr>
-      <w:r>
-        <w:t>1 – 2. Подготовка к дальнейшей работе завершена (Рисунок 1).</w:t>
-      </w:r>
-    </w:p>
-    <w:p>
-      <w:pPr>
-        <w:pStyle w:val="a5"/>
-        <w:ind w:firstLine="0"/>
-        <w:jc w:val="center"/>
-        <w:rPr>
-          <w:lang w:val="en-US"/>
-        </w:rPr>
-      </w:pPr>
-      <w:r>
-        <w:rPr>
+      </w:pPr>
+      <w:r>
+        <w:rPr>
+          <w:noProof/>
           <w:lang w:val="en-US"/>
         </w:rPr>
         <w:lastRenderedPageBreak/>
@@ -378,6 +346,9 @@
         <w:jc w:val="center"/>
       </w:pPr>
       <w:r>
+        <w:rPr>
+          <w:noProof/>
+        </w:rPr>
         <w:drawing>
           <wp:inline distT="0" distB="0" distL="0" distR="0" wp14:anchorId="03A1C679" wp14:editId="7047B14C">
             <wp:extent cx="4972744" cy="3162741"/>
@@ -440,9 +411,6 @@
     <w:p>
       <w:pPr>
         <w:pStyle w:val="a5"/>
-        <w:rPr>
-          <w:lang w:val="en-US"/>
-        </w:rPr>
       </w:pPr>
       <w:r>
         <w:lastRenderedPageBreak/>
@@ -476,121 +444,7 @@
           <w:rPr>
             <w:rFonts w:ascii="Cambria Math" w:hAnsi="Cambria Math"/>
           </w:rPr>
-          <m:t>индекс</m:t>
-        </m:r>
-        <m:r>
-          <w:rPr>
-            <w:rFonts w:ascii="Cambria Math" w:hAnsi="Cambria Math"/>
-          </w:rPr>
-          <m:t xml:space="preserve"> </m:t>
-        </m:r>
-        <m:r>
-          <w:rPr>
-            <w:rFonts w:ascii="Cambria Math" w:hAnsi="Cambria Math"/>
-          </w:rPr>
-          <m:t>реального</m:t>
-        </m:r>
-        <m:r>
-          <w:rPr>
-            <w:rFonts w:ascii="Cambria Math" w:hAnsi="Cambria Math"/>
-          </w:rPr>
-          <m:t xml:space="preserve"> </m:t>
-        </m:r>
-        <m:r>
-          <w:rPr>
-            <w:rFonts w:ascii="Cambria Math" w:hAnsi="Cambria Math"/>
-          </w:rPr>
-          <m:t>ВВП</m:t>
-        </m:r>
-        <m:r>
-          <w:rPr>
-            <w:rFonts w:ascii="Cambria Math" w:hAnsi="Cambria Math"/>
-          </w:rPr>
-          <m:t xml:space="preserve"> = 5∙</m:t>
-        </m:r>
-        <m:r>
-          <w:rPr>
-            <w:rFonts w:ascii="Cambria Math" w:hAnsi="Cambria Math"/>
-          </w:rPr>
-          <m:t>общественное</m:t>
-        </m:r>
-        <m:r>
-          <w:rPr>
-            <w:rFonts w:ascii="Cambria Math" w:hAnsi="Cambria Math"/>
-          </w:rPr>
-          <m:t xml:space="preserve"> </m:t>
-        </m:r>
-        <m:r>
-          <w:rPr>
-            <w:rFonts w:ascii="Cambria Math" w:hAnsi="Cambria Math"/>
-          </w:rPr>
-          <m:t>развитие</m:t>
-        </m:r>
-        <m:r>
-          <w:rPr>
-            <w:rFonts w:ascii="Cambria Math" w:hAnsi="Cambria Math"/>
-          </w:rPr>
-          <m:t xml:space="preserve"> - </m:t>
-        </m:r>
-        <m:r>
-          <w:rPr>
-            <w:rFonts w:ascii="Cambria Math" w:hAnsi="Cambria Math"/>
-          </w:rPr>
-          <m:t>бедность</m:t>
-        </m:r>
-        <m:r>
-          <w:rPr>
-            <w:rFonts w:ascii="Cambria Math" w:hAnsi="Cambria Math"/>
-          </w:rPr>
-          <m:t xml:space="preserve"> - 0,99∙</m:t>
-        </m:r>
-        <m:r>
-          <w:rPr>
-            <w:rFonts w:ascii="Cambria Math" w:hAnsi="Cambria Math"/>
-          </w:rPr>
-          <m:t>безработица</m:t>
-        </m:r>
-        <m:r>
-          <w:rPr>
-            <w:rFonts w:ascii="Cambria Math" w:hAnsi="Cambria Math"/>
-          </w:rPr>
-          <m:t xml:space="preserve"> - </m:t>
-        </m:r>
-        <m:r>
-          <w:rPr>
-            <w:rFonts w:ascii="Cambria Math" w:hAnsi="Cambria Math"/>
-          </w:rPr>
-          <m:t>образование</m:t>
-        </m:r>
-        <m:r>
-          <w:rPr>
-            <w:rFonts w:ascii="Cambria Math" w:hAnsi="Cambria Math"/>
-          </w:rPr>
-          <m:t xml:space="preserve"> - </m:t>
-        </m:r>
-        <m:r>
-          <w:rPr>
-            <w:rFonts w:ascii="Cambria Math" w:hAnsi="Cambria Math"/>
-          </w:rPr>
-          <m:t>ожид</m:t>
-        </m:r>
-        <m:r>
-          <w:rPr>
-            <w:rFonts w:ascii="Cambria Math" w:hAnsi="Cambria Math"/>
-          </w:rPr>
-          <m:t>.</m:t>
-        </m:r>
-        <m:r>
-          <w:rPr>
-            <w:rFonts w:ascii="Cambria Math" w:hAnsi="Cambria Math"/>
-          </w:rPr>
-          <m:t>продолжительность</m:t>
-        </m:r>
-        <m:r>
-          <w:rPr>
-            <w:rFonts w:ascii="Cambria Math" w:hAnsi="Cambria Math"/>
-          </w:rPr>
-          <m:t xml:space="preserve"> + 0,003</m:t>
+          <m:t>индекс реального ВВП = 5∙общественное развитие - бедность - 0,99∙безработица - образование - ожид.продолжительность + 0,003</m:t>
         </m:r>
       </m:oMath>
       <w:r>
@@ -659,6 +513,7 @@
       </w:pPr>
       <w:r>
         <w:rPr>
+          <w:noProof/>
           <w:lang w:val="en-US"/>
         </w:rPr>
         <w:drawing>
@@ -754,6 +609,9 @@
         <w:jc w:val="center"/>
       </w:pPr>
       <w:r>
+        <w:rPr>
+          <w:noProof/>
+        </w:rPr>
         <w:lastRenderedPageBreak/>
         <w:drawing>
           <wp:inline distT="0" distB="0" distL="0" distR="0" wp14:anchorId="0EAC2079" wp14:editId="397D3AD0">
@@ -799,6 +657,9 @@
         <w:jc w:val="center"/>
       </w:pPr>
       <w:r>
+        <w:rPr>
+          <w:noProof/>
+        </w:rPr>
         <w:drawing>
           <wp:inline distT="0" distB="0" distL="0" distR="0" wp14:anchorId="7B19612A" wp14:editId="1446190E">
             <wp:extent cx="3600000" cy="2563200"/>
@@ -843,6 +704,9 @@
         <w:jc w:val="center"/>
       </w:pPr>
       <w:r>
+        <w:rPr>
+          <w:noProof/>
+        </w:rPr>
         <w:drawing>
           <wp:inline distT="0" distB="0" distL="0" distR="0" wp14:anchorId="4C011B14" wp14:editId="603BD93E">
             <wp:extent cx="3600000" cy="2746800"/>
@@ -913,6 +777,9 @@
         <w:jc w:val="center"/>
       </w:pPr>
       <w:r>
+        <w:rPr>
+          <w:noProof/>
+        </w:rPr>
         <w:lastRenderedPageBreak/>
         <w:drawing>
           <wp:inline distT="0" distB="0" distL="0" distR="0" wp14:anchorId="5203EF37" wp14:editId="1FD6B7AF">
@@ -1005,121 +872,7 @@
           <w:rPr>
             <w:rFonts w:ascii="Cambria Math" w:hAnsi="Cambria Math"/>
           </w:rPr>
-          <m:t>индекс</m:t>
-        </m:r>
-        <m:r>
-          <w:rPr>
-            <w:rFonts w:ascii="Cambria Math" w:hAnsi="Cambria Math"/>
-          </w:rPr>
-          <m:t xml:space="preserve"> </m:t>
-        </m:r>
-        <m:r>
-          <w:rPr>
-            <w:rFonts w:ascii="Cambria Math" w:hAnsi="Cambria Math"/>
-          </w:rPr>
-          <m:t>реального</m:t>
-        </m:r>
-        <m:r>
-          <w:rPr>
-            <w:rFonts w:ascii="Cambria Math" w:hAnsi="Cambria Math"/>
-          </w:rPr>
-          <m:t xml:space="preserve"> </m:t>
-        </m:r>
-        <m:r>
-          <w:rPr>
-            <w:rFonts w:ascii="Cambria Math" w:hAnsi="Cambria Math"/>
-          </w:rPr>
-          <m:t>ВВП</m:t>
-        </m:r>
-        <m:r>
-          <w:rPr>
-            <w:rFonts w:ascii="Cambria Math" w:hAnsi="Cambria Math"/>
-          </w:rPr>
-          <m:t xml:space="preserve"> = 5∙</m:t>
-        </m:r>
-        <m:r>
-          <w:rPr>
-            <w:rFonts w:ascii="Cambria Math" w:hAnsi="Cambria Math"/>
-          </w:rPr>
-          <m:t>общественное</m:t>
-        </m:r>
-        <m:r>
-          <w:rPr>
-            <w:rFonts w:ascii="Cambria Math" w:hAnsi="Cambria Math"/>
-          </w:rPr>
-          <m:t xml:space="preserve"> </m:t>
-        </m:r>
-        <m:r>
-          <w:rPr>
-            <w:rFonts w:ascii="Cambria Math" w:hAnsi="Cambria Math"/>
-          </w:rPr>
-          <m:t>развитие</m:t>
-        </m:r>
-        <m:r>
-          <w:rPr>
-            <w:rFonts w:ascii="Cambria Math" w:hAnsi="Cambria Math"/>
-          </w:rPr>
-          <m:t xml:space="preserve"> - </m:t>
-        </m:r>
-        <m:r>
-          <w:rPr>
-            <w:rFonts w:ascii="Cambria Math" w:hAnsi="Cambria Math"/>
-          </w:rPr>
-          <m:t>бедность</m:t>
-        </m:r>
-        <m:r>
-          <w:rPr>
-            <w:rFonts w:ascii="Cambria Math" w:hAnsi="Cambria Math"/>
-          </w:rPr>
-          <m:t xml:space="preserve"> - 0,99∙</m:t>
-        </m:r>
-        <m:r>
-          <w:rPr>
-            <w:rFonts w:ascii="Cambria Math" w:hAnsi="Cambria Math"/>
-          </w:rPr>
-          <m:t>безработица</m:t>
-        </m:r>
-        <m:r>
-          <w:rPr>
-            <w:rFonts w:ascii="Cambria Math" w:hAnsi="Cambria Math"/>
-          </w:rPr>
-          <m:t xml:space="preserve"> - </m:t>
-        </m:r>
-        <m:r>
-          <w:rPr>
-            <w:rFonts w:ascii="Cambria Math" w:hAnsi="Cambria Math"/>
-          </w:rPr>
-          <m:t>образование</m:t>
-        </m:r>
-        <m:r>
-          <w:rPr>
-            <w:rFonts w:ascii="Cambria Math" w:hAnsi="Cambria Math"/>
-          </w:rPr>
-          <m:t xml:space="preserve"> - </m:t>
-        </m:r>
-        <m:r>
-          <w:rPr>
-            <w:rFonts w:ascii="Cambria Math" w:hAnsi="Cambria Math"/>
-          </w:rPr>
-          <m:t>ожид</m:t>
-        </m:r>
-        <m:r>
-          <w:rPr>
-            <w:rFonts w:ascii="Cambria Math" w:hAnsi="Cambria Math"/>
-          </w:rPr>
-          <m:t>.</m:t>
-        </m:r>
-        <m:r>
-          <w:rPr>
-            <w:rFonts w:ascii="Cambria Math" w:hAnsi="Cambria Math"/>
-          </w:rPr>
-          <m:t>продолжительность</m:t>
-        </m:r>
-        <m:r>
-          <w:rPr>
-            <w:rFonts w:ascii="Cambria Math" w:hAnsi="Cambria Math"/>
-          </w:rPr>
-          <m:t xml:space="preserve"> + 0,003</m:t>
+          <m:t>индекс реального ВВП = 5∙общественное развитие - бедность - 0,99∙безработица - образование - ожид.продолжительность + 0,003</m:t>
         </m:r>
       </m:oMath>
       <w:r>
@@ -1167,6 +920,9 @@
         <w:jc w:val="center"/>
       </w:pPr>
       <w:r>
+        <w:rPr>
+          <w:noProof/>
+        </w:rPr>
         <w:drawing>
           <wp:inline distT="0" distB="0" distL="0" distR="0" wp14:anchorId="29182679" wp14:editId="6D624E1F">
             <wp:extent cx="5940425" cy="2864485"/>
@@ -1245,121 +1001,7 @@
           <w:rPr>
             <w:rFonts w:ascii="Cambria Math" w:hAnsi="Cambria Math"/>
           </w:rPr>
-          <m:t>индекс</m:t>
-        </m:r>
-        <m:r>
-          <w:rPr>
-            <w:rFonts w:ascii="Cambria Math" w:hAnsi="Cambria Math"/>
-          </w:rPr>
-          <m:t xml:space="preserve"> </m:t>
-        </m:r>
-        <m:r>
-          <w:rPr>
-            <w:rFonts w:ascii="Cambria Math" w:hAnsi="Cambria Math"/>
-          </w:rPr>
-          <m:t>реального</m:t>
-        </m:r>
-        <m:r>
-          <w:rPr>
-            <w:rFonts w:ascii="Cambria Math" w:hAnsi="Cambria Math"/>
-          </w:rPr>
-          <m:t xml:space="preserve"> </m:t>
-        </m:r>
-        <m:r>
-          <w:rPr>
-            <w:rFonts w:ascii="Cambria Math" w:hAnsi="Cambria Math"/>
-          </w:rPr>
-          <m:t>ВВП</m:t>
-        </m:r>
-        <m:r>
-          <w:rPr>
-            <w:rFonts w:ascii="Cambria Math" w:hAnsi="Cambria Math"/>
-          </w:rPr>
-          <m:t xml:space="preserve"> = 5∙</m:t>
-        </m:r>
-        <m:r>
-          <w:rPr>
-            <w:rFonts w:ascii="Cambria Math" w:hAnsi="Cambria Math"/>
-          </w:rPr>
-          <m:t>общественное</m:t>
-        </m:r>
-        <m:r>
-          <w:rPr>
-            <w:rFonts w:ascii="Cambria Math" w:hAnsi="Cambria Math"/>
-          </w:rPr>
-          <m:t xml:space="preserve"> </m:t>
-        </m:r>
-        <m:r>
-          <w:rPr>
-            <w:rFonts w:ascii="Cambria Math" w:hAnsi="Cambria Math"/>
-          </w:rPr>
-          <m:t>развитие</m:t>
-        </m:r>
-        <m:r>
-          <w:rPr>
-            <w:rFonts w:ascii="Cambria Math" w:hAnsi="Cambria Math"/>
-          </w:rPr>
-          <m:t xml:space="preserve"> - </m:t>
-        </m:r>
-        <m:r>
-          <w:rPr>
-            <w:rFonts w:ascii="Cambria Math" w:hAnsi="Cambria Math"/>
-          </w:rPr>
-          <m:t>бедность</m:t>
-        </m:r>
-        <m:r>
-          <w:rPr>
-            <w:rFonts w:ascii="Cambria Math" w:hAnsi="Cambria Math"/>
-          </w:rPr>
-          <m:t xml:space="preserve"> - 0,99∙</m:t>
-        </m:r>
-        <m:r>
-          <w:rPr>
-            <w:rFonts w:ascii="Cambria Math" w:hAnsi="Cambria Math"/>
-          </w:rPr>
-          <m:t>безработица</m:t>
-        </m:r>
-        <m:r>
-          <w:rPr>
-            <w:rFonts w:ascii="Cambria Math" w:hAnsi="Cambria Math"/>
-          </w:rPr>
-          <m:t xml:space="preserve"> - </m:t>
-        </m:r>
-        <m:r>
-          <w:rPr>
-            <w:rFonts w:ascii="Cambria Math" w:hAnsi="Cambria Math"/>
-          </w:rPr>
-          <m:t>образование</m:t>
-        </m:r>
-        <m:r>
-          <w:rPr>
-            <w:rFonts w:ascii="Cambria Math" w:hAnsi="Cambria Math"/>
-          </w:rPr>
-          <m:t xml:space="preserve"> - </m:t>
-        </m:r>
-        <m:r>
-          <w:rPr>
-            <w:rFonts w:ascii="Cambria Math" w:hAnsi="Cambria Math"/>
-          </w:rPr>
-          <m:t>ожид</m:t>
-        </m:r>
-        <m:r>
-          <w:rPr>
-            <w:rFonts w:ascii="Cambria Math" w:hAnsi="Cambria Math"/>
-          </w:rPr>
-          <m:t>.</m:t>
-        </m:r>
-        <m:r>
-          <w:rPr>
-            <w:rFonts w:ascii="Cambria Math" w:hAnsi="Cambria Math"/>
-          </w:rPr>
-          <m:t>продолжительность</m:t>
-        </m:r>
-        <m:r>
-          <w:rPr>
-            <w:rFonts w:ascii="Cambria Math" w:hAnsi="Cambria Math"/>
-          </w:rPr>
-          <m:t xml:space="preserve"> + 0,003</m:t>
+          <m:t>индекс реального ВВП = 5∙общественное развитие - бедность - 0,99∙безработица - образование - ожид.продолжительность + 0,003</m:t>
         </m:r>
       </m:oMath>
       <w:r>
@@ -1420,6 +1062,9 @@
         <w:jc w:val="center"/>
       </w:pPr>
       <w:r>
+        <w:rPr>
+          <w:noProof/>
+        </w:rPr>
         <w:drawing>
           <wp:inline distT="0" distB="0" distL="0" distR="0" wp14:anchorId="6986F68A" wp14:editId="55511B15">
             <wp:extent cx="5940425" cy="393065"/>
@@ -1522,6 +1167,9 @@
         <w:jc w:val="center"/>
       </w:pPr>
       <w:r>
+        <w:rPr>
+          <w:noProof/>
+        </w:rPr>
         <w:drawing>
           <wp:inline distT="0" distB="0" distL="0" distR="0" wp14:anchorId="750AFA51" wp14:editId="019AA0D4">
             <wp:extent cx="5940425" cy="6087110"/>
@@ -1602,6 +1250,9 @@
         <w:jc w:val="center"/>
       </w:pPr>
       <w:r>
+        <w:rPr>
+          <w:noProof/>
+        </w:rPr>
         <w:drawing>
           <wp:inline distT="0" distB="0" distL="0" distR="0" wp14:anchorId="518D35A6" wp14:editId="256B40C2">
             <wp:extent cx="4476307" cy="2272824"/>
@@ -1696,25 +1347,7 @@
           <w:rPr>
             <w:rFonts w:ascii="Cambria Math" w:hAnsi="Cambria Math"/>
           </w:rPr>
-          <m:t>ИПЦ</m:t>
-        </m:r>
-        <m:r>
-          <w:rPr>
-            <w:rFonts w:ascii="Cambria Math" w:hAnsi="Cambria Math"/>
-          </w:rPr>
-          <m:t xml:space="preserve"> =</m:t>
-        </m:r>
-        <m:r>
-          <w:rPr>
-            <w:rFonts w:ascii="Cambria Math" w:hAnsi="Cambria Math"/>
-          </w:rPr>
-          <m:t xml:space="preserve"> </m:t>
-        </m:r>
-        <m:r>
-          <w:rPr>
-            <w:rFonts w:ascii="Cambria Math" w:hAnsi="Cambria Math"/>
-          </w:rPr>
-          <m:t>-0.02∙Без</m:t>
+          <m:t>ИПЦ = -0.02∙Без</m:t>
         </m:r>
         <m:sSub>
           <m:sSubPr>
@@ -1738,13 +1371,7 @@
               <w:rPr>
                 <w:rFonts w:ascii="Cambria Math" w:hAnsi="Cambria Math"/>
               </w:rPr>
-              <m:t>1</m:t>
-            </m:r>
-            <m:r>
-              <w:rPr>
-                <w:rFonts w:ascii="Cambria Math" w:hAnsi="Cambria Math"/>
-              </w:rPr>
-              <m:t>5-24</m:t>
+              <m:t>15-24</m:t>
             </m:r>
           </m:sub>
         </m:sSub>
@@ -1752,13 +1379,7 @@
           <w:rPr>
             <w:rFonts w:ascii="Cambria Math" w:hAnsi="Cambria Math"/>
           </w:rPr>
-          <m:t>+ 0.03∙</m:t>
-        </m:r>
-        <m:r>
-          <w:rPr>
-            <w:rFonts w:ascii="Cambria Math" w:hAnsi="Cambria Math"/>
-          </w:rPr>
-          <m:t>Без</m:t>
+          <m:t>+ 0.03∙Без</m:t>
         </m:r>
         <m:sSub>
           <m:sSubPr>
@@ -1774,13 +1395,7 @@
               <w:rPr>
                 <w:rFonts w:ascii="Cambria Math" w:hAnsi="Cambria Math"/>
               </w:rPr>
-              <m:t>Р</m:t>
-            </m:r>
-            <m:r>
-              <w:rPr>
-                <w:rFonts w:ascii="Cambria Math" w:hAnsi="Cambria Math"/>
-              </w:rPr>
-              <m:t>аботы</m:t>
+              <m:t>Работы</m:t>
             </m:r>
           </m:e>
           <m:sub>
@@ -1788,25 +1403,7 @@
               <w:rPr>
                 <w:rFonts w:ascii="Cambria Math" w:hAnsi="Cambria Math"/>
               </w:rPr>
-              <m:t>2</m:t>
-            </m:r>
-            <m:r>
-              <w:rPr>
-                <w:rFonts w:ascii="Cambria Math" w:hAnsi="Cambria Math"/>
-              </w:rPr>
-              <m:t>5-</m:t>
-            </m:r>
-            <m:r>
-              <w:rPr>
-                <w:rFonts w:ascii="Cambria Math" w:hAnsi="Cambria Math"/>
-              </w:rPr>
-              <m:t>5</m:t>
-            </m:r>
-            <m:r>
-              <w:rPr>
-                <w:rFonts w:ascii="Cambria Math" w:hAnsi="Cambria Math"/>
-              </w:rPr>
-              <m:t>4</m:t>
+              <m:t>25-54</m:t>
             </m:r>
           </m:sub>
         </m:sSub>
@@ -1814,37 +1411,7 @@
           <w:rPr>
             <w:rFonts w:ascii="Cambria Math" w:hAnsi="Cambria Math"/>
           </w:rPr>
-          <m:t>+1.13∙</m:t>
-        </m:r>
-        <m:r>
-          <w:rPr>
-            <w:rFonts w:ascii="Cambria Math" w:hAnsi="Cambria Math"/>
-          </w:rPr>
-          <m:t>ИндесксСчастья</m:t>
-        </m:r>
-        <m:r>
-          <w:rPr>
-            <w:rFonts w:ascii="Cambria Math" w:hAnsi="Cambria Math"/>
-          </w:rPr>
-          <m:t>-0.3∙</m:t>
-        </m:r>
-        <m:r>
-          <w:rPr>
-            <w:rFonts w:ascii="Cambria Math" w:hAnsi="Cambria Math"/>
-          </w:rPr>
-          <m:t>Инфляция-0.0002∙Убийства</m:t>
-        </m:r>
-        <m:r>
-          <w:rPr>
-            <w:rFonts w:ascii="Cambria Math" w:hAnsi="Cambria Math"/>
-          </w:rPr>
-          <m:t>-12</m:t>
-        </m:r>
-        <m:r>
-          <w:rPr>
-            <w:rFonts w:ascii="Cambria Math" w:hAnsi="Cambria Math"/>
-          </w:rPr>
-          <m:t>.54</m:t>
+          <m:t>+1.13∙ИндесксСчастья-0.3∙Инфляция-0.0002∙Убийства-12.54</m:t>
         </m:r>
       </m:oMath>
       <w:r>
@@ -1875,6 +1442,7 @@
       <w:r>
         <w:rPr>
           <w:rFonts w:eastAsiaTheme="minorEastAsia"/>
+          <w:noProof/>
         </w:rPr>
         <w:drawing>
           <wp:inline distT="0" distB="0" distL="0" distR="0" wp14:anchorId="12831D0D" wp14:editId="1449CC96">
@@ -1956,6 +1524,9 @@
         <w:jc w:val="center"/>
       </w:pPr>
       <w:r>
+        <w:rPr>
+          <w:noProof/>
+        </w:rPr>
         <w:drawing>
           <wp:inline distT="0" distB="0" distL="0" distR="0" wp14:anchorId="285462EF" wp14:editId="24E13E5B">
             <wp:extent cx="3985330" cy="3338623"/>
@@ -2000,6 +1571,9 @@
         <w:jc w:val="center"/>
       </w:pPr>
       <w:r>
+        <w:rPr>
+          <w:noProof/>
+        </w:rPr>
         <w:drawing>
           <wp:inline distT="0" distB="0" distL="0" distR="0" wp14:anchorId="27DBE036" wp14:editId="0B99092B">
             <wp:extent cx="4167963" cy="2039798"/>
@@ -2061,6 +1635,9 @@
         <w:jc w:val="center"/>
       </w:pPr>
       <w:r>
+        <w:rPr>
+          <w:noProof/>
+        </w:rPr>
         <w:lastRenderedPageBreak/>
         <w:drawing>
           <wp:inline distT="0" distB="0" distL="0" distR="0" wp14:anchorId="52B3BDF6" wp14:editId="032A011E">
@@ -2106,10 +1683,13 @@
         <w:jc w:val="center"/>
       </w:pPr>
       <w:r>
+        <w:rPr>
+          <w:noProof/>
+        </w:rPr>
         <w:drawing>
-          <wp:inline distT="0" distB="0" distL="0" distR="0" wp14:anchorId="30231C99" wp14:editId="456F441A">
-            <wp:extent cx="4221125" cy="3040704"/>
-            <wp:effectExtent l="0" t="0" r="8255" b="7620"/>
+          <wp:inline distT="0" distB="0" distL="0" distR="0" wp14:anchorId="30231C99" wp14:editId="2A31EA1B">
+            <wp:extent cx="3175000" cy="2287124"/>
+            <wp:effectExtent l="0" t="0" r="6350" b="0"/>
             <wp:docPr id="534576220" name="Рисунок 1"/>
             <wp:cNvGraphicFramePr>
               <a:graphicFrameLocks xmlns:a="http://schemas.openxmlformats.org/drawingml/2006/main" noChangeAspect="1"/>
@@ -2130,7 +1710,7 @@
                   <pic:spPr>
                     <a:xfrm>
                       <a:off x="0" y="0"/>
-                      <a:ext cx="4232273" cy="3048735"/>
+                      <a:ext cx="3196361" cy="2302511"/>
                     </a:xfrm>
                     <a:prstGeom prst="rect">
                       <a:avLst/>
@@ -2150,13 +1730,7 @@
         <w:jc w:val="center"/>
       </w:pPr>
       <w:r>
-        <w:t xml:space="preserve">Рисунок 12 – </w:t>
-      </w:r>
-      <w:r>
-        <w:t xml:space="preserve">пошаговое построение множественной регрессии по направлению </w:t>
-      </w:r>
-      <w:r>
-        <w:t>вперед</w:t>
+        <w:t>Рисунок 12 – пошаговое построение множественной регрессии по направлению вперед</w:t>
       </w:r>
     </w:p>
     <w:p>
@@ -2244,6 +1818,9 @@
         <w:jc w:val="center"/>
       </w:pPr>
       <w:r>
+        <w:rPr>
+          <w:noProof/>
+        </w:rPr>
         <w:drawing>
           <wp:inline distT="0" distB="0" distL="0" distR="0" wp14:anchorId="6ED0BA92" wp14:editId="75818BE5">
             <wp:extent cx="5940425" cy="412115"/>
@@ -2305,16 +1882,11 @@
       <w:r>
         <w:t xml:space="preserve">, можем заявить об отсутствии </w:t>
       </w:r>
-      <w:proofErr w:type="gramStart"/>
       <w:r>
         <w:t>мультиколлинеарности</w:t>
       </w:r>
       <w:r>
-        <w:t xml:space="preserve">  в</w:t>
-      </w:r>
-      <w:proofErr w:type="gramEnd"/>
-      <w:r>
-        <w:t xml:space="preserve"> построенной модели </w:t>
+        <w:t xml:space="preserve">  в построенной модели </w:t>
       </w:r>
       <w:r>
         <w:t>(</w:t>
@@ -2326,7 +1898,6 @@
         <w:t xml:space="preserve">: </w:t>
       </w:r>
       <w:r>
-        <w:lastRenderedPageBreak/>
         <w:t xml:space="preserve">Коэффициенты </w:t>
       </w:r>
       <w:r>
@@ -2351,10 +1922,7 @@
         <w:t xml:space="preserve">) иначе, это свидетельствует о присутствии мультиколлинеарности факторных переменных, </w:t>
       </w:r>
       <w:r>
-        <w:t>когда более чем два фактора связаны между собой линейной зависимостью</w:t>
-      </w:r>
-      <w:r>
-        <w:t>)</w:t>
+        <w:t>когда более чем два фактора связаны между собой линейной зависимостью)</w:t>
       </w:r>
       <w:r>
         <w:t>.</w:t>
@@ -2408,7 +1976,7 @@
 </file>
 
 <file path=word/styles.xml><?xml version="1.0" encoding="utf-8"?>
-<w:styles xmlns:mc="http://schemas.openxmlformats.org/markup-compatibility/2006" xmlns:r="http://schemas.openxmlformats.org/officeDocument/2006/relationships" xmlns:w="http://schemas.openxmlformats.org/wordprocessingml/2006/main" xmlns:w14="http://schemas.microsoft.com/office/word/2010/wordml" xmlns:w15="http://schemas.microsoft.com/office/word/2012/wordml" xmlns:w16cex="http://schemas.microsoft.com/office/word/2018/wordml/cex" xmlns:w16cid="http://schemas.microsoft.com/office/word/2016/wordml/cid" xmlns:w16="http://schemas.microsoft.com/office/word/2018/wordml" xmlns:w16du="http://schemas.microsoft.com/office/word/2023/wordml/word16du" xmlns:w16sdtdh="http://schemas.microsoft.com/office/word/2020/wordml/sdtdatahash" xmlns:w16sdtfl="http://schemas.microsoft.com/office/word/2024/wordml/sdtformatlock" xmlns:w16se="http://schemas.microsoft.com/office/word/2015/wordml/symex" mc:Ignorable="w14 w15 w16se w16cid w16 w16cex w16sdtdh w16sdtfl w16du">
+<w:styles xmlns:mc="http://schemas.openxmlformats.org/markup-compatibility/2006" xmlns:r="http://schemas.openxmlformats.org/officeDocument/2006/relationships" xmlns:w="http://schemas.openxmlformats.org/wordprocessingml/2006/main" xmlns:w14="http://schemas.microsoft.com/office/word/2010/wordml" xmlns:w15="http://schemas.microsoft.com/office/word/2012/wordml" xmlns:w16cex="http://schemas.microsoft.com/office/word/2018/wordml/cex" xmlns:w16cid="http://schemas.microsoft.com/office/word/2016/wordml/cid" xmlns:w16="http://schemas.microsoft.com/office/word/2018/wordml" xmlns:w16sdtdh="http://schemas.microsoft.com/office/word/2020/wordml/sdtdatahash" xmlns:w16se="http://schemas.microsoft.com/office/word/2015/wordml/symex" mc:Ignorable="w14 w15 w16se w16cid w16 w16cex w16sdtdh">
   <w:docDefaults>
     <w:rPrDefault>
       <w:rPr>
@@ -3016,6 +2584,7 @@
   <w:style w:type="character" w:default="1" w:styleId="a0">
     <w:name w:val="Default Paragraph Font"/>
     <w:uiPriority w:val="1"/>
+    <w:semiHidden/>
     <w:unhideWhenUsed/>
   </w:style>
   <w:style w:type="table" w:default="1" w:styleId="a1">

--- a/Интеллектуальный анализ данных/Лабораторные работы/ЛР2/Лабораторная работа #2.4.docx
+++ b/Интеллектуальный анализ данных/Лабораторные работы/ЛР2/Лабораторная работа #2.4.docx
@@ -1,6 +1,6 @@
 
 <file path=word/document.xml><?xml version="1.0" encoding="utf-8"?>
-<w:document xmlns:wpc="http://schemas.microsoft.com/office/word/2010/wordprocessingCanvas" xmlns:cx="http://schemas.microsoft.com/office/drawing/2014/chartex" xmlns:cx1="http://schemas.microsoft.com/office/drawing/2015/9/8/chartex" xmlns:cx2="http://schemas.microsoft.com/office/drawing/2015/10/21/chartex" xmlns:cx3="http://schemas.microsoft.com/office/drawing/2016/5/9/chartex" xmlns:cx4="http://schemas.microsoft.com/office/drawing/2016/5/10/chartex" xmlns:cx5="http://schemas.microsoft.com/office/drawing/2016/5/11/chartex" xmlns:cx6="http://schemas.microsoft.com/office/drawing/2016/5/12/chartex" xmlns:cx7="http://schemas.microsoft.com/office/drawing/2016/5/13/chartex" xmlns:cx8="http://schemas.microsoft.com/office/drawing/2016/5/14/chartex" xmlns:mc="http://schemas.openxmlformats.org/markup-compatibility/2006" xmlns:aink="http://schemas.microsoft.com/office/drawing/2016/ink" xmlns:am3d="http://schemas.microsoft.com/office/drawing/2017/model3d" xmlns:o="urn:schemas-microsoft-com:office:office" xmlns:r="http://schemas.openxmlformats.org/officeDocument/2006/relationships" xmlns:m="http://schemas.openxmlformats.org/officeDocument/2006/math" xmlns:v="urn:schemas-microsoft-com:vml" xmlns:wp14="http://schemas.microsoft.com/office/word/2010/wordprocessingDrawing" xmlns:wp="http://schemas.openxmlformats.org/drawingml/2006/wordprocessingDrawing" xmlns:w10="urn:schemas-microsoft-com:office:word" xmlns:w="http://schemas.openxmlformats.org/wordprocessingml/2006/main" xmlns:w14="http://schemas.microsoft.com/office/word/2010/wordml" xmlns:w15="http://schemas.microsoft.com/office/word/2012/wordml" xmlns:w16cex="http://schemas.microsoft.com/office/word/2018/wordml/cex" xmlns:w16cid="http://schemas.microsoft.com/office/word/2016/wordml/cid" xmlns:w16="http://schemas.microsoft.com/office/word/2018/wordml" xmlns:w16sdtdh="http://schemas.microsoft.com/office/word/2020/wordml/sdtdatahash" xmlns:w16se="http://schemas.microsoft.com/office/word/2015/wordml/symex" xmlns:wpg="http://schemas.microsoft.com/office/word/2010/wordprocessingGroup" xmlns:wpi="http://schemas.microsoft.com/office/word/2010/wordprocessingInk" xmlns:wne="http://schemas.microsoft.com/office/word/2006/wordml" xmlns:wps="http://schemas.microsoft.com/office/word/2010/wordprocessingShape" mc:Ignorable="w14 w15 w16se w16cid w16 w16cex w16sdtdh wp14">
+<w:document xmlns:wpc="http://schemas.microsoft.com/office/word/2010/wordprocessingCanvas" xmlns:cx="http://schemas.microsoft.com/office/drawing/2014/chartex" xmlns:cx1="http://schemas.microsoft.com/office/drawing/2015/9/8/chartex" xmlns:cx2="http://schemas.microsoft.com/office/drawing/2015/10/21/chartex" xmlns:cx3="http://schemas.microsoft.com/office/drawing/2016/5/9/chartex" xmlns:cx4="http://schemas.microsoft.com/office/drawing/2016/5/10/chartex" xmlns:cx5="http://schemas.microsoft.com/office/drawing/2016/5/11/chartex" xmlns:cx6="http://schemas.microsoft.com/office/drawing/2016/5/12/chartex" xmlns:cx7="http://schemas.microsoft.com/office/drawing/2016/5/13/chartex" xmlns:cx8="http://schemas.microsoft.com/office/drawing/2016/5/14/chartex" xmlns:mc="http://schemas.openxmlformats.org/markup-compatibility/2006" xmlns:aink="http://schemas.microsoft.com/office/drawing/2016/ink" xmlns:am3d="http://schemas.microsoft.com/office/drawing/2017/model3d" xmlns:o="urn:schemas-microsoft-com:office:office" xmlns:oel="http://schemas.microsoft.com/office/2019/extlst" xmlns:r="http://schemas.openxmlformats.org/officeDocument/2006/relationships" xmlns:m="http://schemas.openxmlformats.org/officeDocument/2006/math" xmlns:v="urn:schemas-microsoft-com:vml" xmlns:wp14="http://schemas.microsoft.com/office/word/2010/wordprocessingDrawing" xmlns:wp="http://schemas.openxmlformats.org/drawingml/2006/wordprocessingDrawing" xmlns:w10="urn:schemas-microsoft-com:office:word" xmlns:w="http://schemas.openxmlformats.org/wordprocessingml/2006/main" xmlns:w14="http://schemas.microsoft.com/office/word/2010/wordml" xmlns:w15="http://schemas.microsoft.com/office/word/2012/wordml" xmlns:w16cex="http://schemas.microsoft.com/office/word/2018/wordml/cex" xmlns:w16cid="http://schemas.microsoft.com/office/word/2016/wordml/cid" xmlns:w16="http://schemas.microsoft.com/office/word/2018/wordml" xmlns:w16du="http://schemas.microsoft.com/office/word/2023/wordml/word16du" xmlns:w16sdtdh="http://schemas.microsoft.com/office/word/2020/wordml/sdtdatahash" xmlns:w16sdtfl="http://schemas.microsoft.com/office/word/2024/wordml/sdtformatlock" xmlns:w16se="http://schemas.microsoft.com/office/word/2015/wordml/symex" xmlns:wpg="http://schemas.microsoft.com/office/word/2010/wordprocessingGroup" xmlns:wpi="http://schemas.microsoft.com/office/word/2010/wordprocessingInk" xmlns:wne="http://schemas.microsoft.com/office/word/2006/wordml" xmlns:wps="http://schemas.microsoft.com/office/word/2010/wordprocessingShape" mc:Ignorable="w14 w15 w16se w16cid w16 w16cex w16sdtdh w16sdtfl w16du wp14">
   <w:body>
     <w:p>
       <w:pPr>
@@ -95,23 +95,7 @@
         <w:pStyle w:val="a5"/>
       </w:pPr>
       <w:r>
-        <w:t xml:space="preserve">1. Запустить пакет R </w:t>
-      </w:r>
-      <w:proofErr w:type="spellStart"/>
-      <w:r>
-        <w:t>commander</w:t>
-      </w:r>
-      <w:proofErr w:type="spellEnd"/>
-      <w:r>
-        <w:t xml:space="preserve"> (</w:t>
-      </w:r>
-      <w:proofErr w:type="spellStart"/>
-      <w:r>
-        <w:t>Rcmdr</w:t>
-      </w:r>
-      <w:proofErr w:type="spellEnd"/>
-      <w:r>
-        <w:t xml:space="preserve">). </w:t>
+        <w:t xml:space="preserve">1. Запустить пакет R commander (Rcmdr). </w:t>
       </w:r>
     </w:p>
     <w:p>
@@ -127,13 +111,8 @@
         <w:pStyle w:val="a5"/>
       </w:pPr>
       <w:r>
-        <w:t xml:space="preserve">3. Провести подгонку множественной регрессионной модель при помощи функции </w:t>
-      </w:r>
-      <w:proofErr w:type="spellStart"/>
-      <w:r>
-        <w:t>lm</w:t>
-      </w:r>
-      <w:proofErr w:type="spellEnd"/>
+        <w:t>3. Провести подгонку множественной регрессионной модель при помощи функции lm</w:t>
+      </w:r>
       <w:r>
         <w:t>().</w:t>
       </w:r>
@@ -1167,14 +1146,11 @@
         <w:jc w:val="center"/>
       </w:pPr>
       <w:r>
-        <w:rPr>
-          <w:noProof/>
-        </w:rPr>
         <w:drawing>
-          <wp:inline distT="0" distB="0" distL="0" distR="0" wp14:anchorId="750AFA51" wp14:editId="019AA0D4">
-            <wp:extent cx="5940425" cy="6087110"/>
-            <wp:effectExtent l="0" t="0" r="3175" b="8890"/>
-            <wp:docPr id="364882867" name="Рисунок 1"/>
+          <wp:inline distT="0" distB="0" distL="0" distR="0" wp14:anchorId="71CD13A2" wp14:editId="38027BBC">
+            <wp:extent cx="5429250" cy="2609290"/>
+            <wp:effectExtent l="0" t="0" r="0" b="635"/>
+            <wp:docPr id="2011029683" name="Рисунок 1"/>
             <wp:cNvGraphicFramePr>
               <a:graphicFrameLocks xmlns:a="http://schemas.openxmlformats.org/drawingml/2006/main" noChangeAspect="1"/>
             </wp:cNvGraphicFramePr>
@@ -1182,7 +1158,7 @@
               <a:graphicData uri="http://schemas.openxmlformats.org/drawingml/2006/picture">
                 <pic:pic xmlns:pic="http://schemas.openxmlformats.org/drawingml/2006/picture">
                   <pic:nvPicPr>
-                    <pic:cNvPr id="364882867" name=""/>
+                    <pic:cNvPr id="2011029683" name=""/>
                     <pic:cNvPicPr/>
                   </pic:nvPicPr>
                   <pic:blipFill>
@@ -1194,7 +1170,7 @@
                   <pic:spPr>
                     <a:xfrm>
                       <a:off x="0" y="0"/>
-                      <a:ext cx="5940425" cy="6087110"/>
+                      <a:ext cx="5440965" cy="2614920"/>
                     </a:xfrm>
                     <a:prstGeom prst="rect">
                       <a:avLst/>
@@ -1229,7 +1205,6 @@
         <w:ind w:firstLine="0"/>
       </w:pPr>
       <w:r>
-        <w:lastRenderedPageBreak/>
         <w:tab/>
         <w:t xml:space="preserve">10. </w:t>
       </w:r>
@@ -1250,14 +1225,11 @@
         <w:jc w:val="center"/>
       </w:pPr>
       <w:r>
-        <w:rPr>
-          <w:noProof/>
-        </w:rPr>
         <w:drawing>
-          <wp:inline distT="0" distB="0" distL="0" distR="0" wp14:anchorId="518D35A6" wp14:editId="256B40C2">
-            <wp:extent cx="4476307" cy="2272824"/>
-            <wp:effectExtent l="0" t="0" r="635" b="0"/>
-            <wp:docPr id="753876556" name="Рисунок 1"/>
+          <wp:inline distT="0" distB="0" distL="0" distR="0" wp14:anchorId="2FEB4156" wp14:editId="565E0A19">
+            <wp:extent cx="4105275" cy="2255322"/>
+            <wp:effectExtent l="0" t="0" r="0" b="0"/>
+            <wp:docPr id="2009633978" name="Рисунок 1"/>
             <wp:cNvGraphicFramePr>
               <a:graphicFrameLocks xmlns:a="http://schemas.openxmlformats.org/drawingml/2006/main" noChangeAspect="1"/>
             </wp:cNvGraphicFramePr>
@@ -1265,7 +1237,7 @@
               <a:graphicData uri="http://schemas.openxmlformats.org/drawingml/2006/picture">
                 <pic:pic xmlns:pic="http://schemas.openxmlformats.org/drawingml/2006/picture">
                   <pic:nvPicPr>
-                    <pic:cNvPr id="753876556" name=""/>
+                    <pic:cNvPr id="2009633978" name=""/>
                     <pic:cNvPicPr/>
                   </pic:nvPicPr>
                   <pic:blipFill>
@@ -1277,7 +1249,7 @@
                   <pic:spPr>
                     <a:xfrm>
                       <a:off x="0" y="0"/>
-                      <a:ext cx="4491339" cy="2280457"/>
+                      <a:ext cx="4112137" cy="2259092"/>
                     </a:xfrm>
                     <a:prstGeom prst="rect">
                       <a:avLst/>
@@ -1347,71 +1319,115 @@
           <w:rPr>
             <w:rFonts w:ascii="Cambria Math" w:hAnsi="Cambria Math"/>
           </w:rPr>
-          <m:t>ИПЦ = -0.02∙Без</m:t>
+          <m:t>ПЖ</m:t>
         </m:r>
-        <m:sSub>
-          <m:sSubPr>
-            <m:ctrlPr>
-              <w:rPr>
-                <w:rFonts w:ascii="Cambria Math" w:hAnsi="Cambria Math"/>
-                <w:i/>
-              </w:rPr>
-            </m:ctrlPr>
-          </m:sSubPr>
-          <m:e>
-            <m:r>
-              <w:rPr>
-                <w:rFonts w:ascii="Cambria Math" w:hAnsi="Cambria Math"/>
-              </w:rPr>
-              <m:t>Работы</m:t>
-            </m:r>
-          </m:e>
-          <m:sub>
-            <m:r>
-              <w:rPr>
-                <w:rFonts w:ascii="Cambria Math" w:hAnsi="Cambria Math"/>
-              </w:rPr>
-              <m:t>15-24</m:t>
-            </m:r>
-          </m:sub>
-        </m:sSub>
         <m:r>
           <w:rPr>
             <w:rFonts w:ascii="Cambria Math" w:hAnsi="Cambria Math"/>
           </w:rPr>
-          <m:t>+ 0.03∙Без</m:t>
+          <m:t xml:space="preserve"> = 0.0</m:t>
         </m:r>
-        <m:sSub>
-          <m:sSubPr>
-            <m:ctrlPr>
-              <w:rPr>
-                <w:rFonts w:ascii="Cambria Math" w:hAnsi="Cambria Math"/>
-                <w:i/>
-              </w:rPr>
-            </m:ctrlPr>
-          </m:sSubPr>
-          <m:e>
-            <m:r>
-              <w:rPr>
-                <w:rFonts w:ascii="Cambria Math" w:hAnsi="Cambria Math"/>
-              </w:rPr>
-              <m:t>Работы</m:t>
-            </m:r>
-          </m:e>
-          <m:sub>
-            <m:r>
-              <w:rPr>
-                <w:rFonts w:ascii="Cambria Math" w:hAnsi="Cambria Math"/>
-              </w:rPr>
-              <m:t>25-54</m:t>
-            </m:r>
-          </m:sub>
-        </m:sSub>
         <m:r>
           <w:rPr>
             <w:rFonts w:ascii="Cambria Math" w:hAnsi="Cambria Math"/>
           </w:rPr>
-          <m:t>+1.13∙ИндесксСчастья-0.3∙Инфляция-0.0002∙Убийства-12.54</m:t>
+          <m:t>0008</m:t>
+        </m:r>
+        <m:r>
+          <w:rPr>
+            <w:rFonts w:ascii="Cambria Math" w:hAnsi="Cambria Math"/>
+          </w:rPr>
+          <m:t>∙</m:t>
+        </m:r>
+        <m:r>
+          <w:rPr>
+            <w:rFonts w:ascii="Cambria Math" w:hAnsi="Cambria Math"/>
+          </w:rPr>
+          <m:t>ВВП-0.1</m:t>
+        </m:r>
+        <m:r>
+          <w:rPr>
+            <w:rFonts w:ascii="Cambria Math" w:hAnsi="Cambria Math"/>
+          </w:rPr>
+          <m:t>∙</m:t>
+        </m:r>
+        <m:r>
+          <w:rPr>
+            <w:rFonts w:ascii="Cambria Math" w:hAnsi="Cambria Math"/>
+          </w:rPr>
+          <m:t>ДС</m:t>
+        </m:r>
+        <m:r>
+          <w:rPr>
+            <w:rFonts w:ascii="Cambria Math" w:hAnsi="Cambria Math"/>
+          </w:rPr>
+          <m:t>+</m:t>
+        </m:r>
+        <m:r>
+          <w:rPr>
+            <w:rFonts w:ascii="Cambria Math" w:hAnsi="Cambria Math"/>
+          </w:rPr>
+          <m:t>0.18</m:t>
+        </m:r>
+        <m:r>
+          <w:rPr>
+            <w:rFonts w:ascii="Cambria Math" w:hAnsi="Cambria Math"/>
+          </w:rPr>
+          <m:t>∙ИндесксСчастья</m:t>
+        </m:r>
+        <m:r>
+          <w:rPr>
+            <w:rFonts w:ascii="Cambria Math" w:hAnsi="Cambria Math"/>
+          </w:rPr>
+          <m:t>+</m:t>
+        </m:r>
+        <m:r>
+          <w:rPr>
+            <w:rFonts w:ascii="Cambria Math" w:hAnsi="Cambria Math"/>
+          </w:rPr>
+          <m:t>0.</m:t>
+        </m:r>
+        <m:r>
+          <w:rPr>
+            <w:rFonts w:ascii="Cambria Math" w:hAnsi="Cambria Math"/>
+          </w:rPr>
+          <m:t>0</m:t>
+        </m:r>
+        <m:r>
+          <w:rPr>
+            <w:rFonts w:ascii="Cambria Math" w:hAnsi="Cambria Math"/>
+          </w:rPr>
+          <m:t>3∙</m:t>
+        </m:r>
+        <m:r>
+          <w:rPr>
+            <w:rFonts w:ascii="Cambria Math" w:hAnsi="Cambria Math"/>
+          </w:rPr>
+          <m:t>МЭ</m:t>
+        </m:r>
+        <m:r>
+          <w:rPr>
+            <w:rFonts w:ascii="Cambria Math" w:hAnsi="Cambria Math"/>
+          </w:rPr>
+          <m:t>-0.0</m:t>
+        </m:r>
+        <m:r>
+          <w:rPr>
+            <w:rFonts w:ascii="Cambria Math" w:hAnsi="Cambria Math"/>
+          </w:rPr>
+          <m:t>17</m:t>
+        </m:r>
+        <m:r>
+          <w:rPr>
+            <w:rFonts w:ascii="Cambria Math" w:hAnsi="Cambria Math"/>
+          </w:rPr>
+          <m:t>∙</m:t>
+        </m:r>
+        <m:r>
+          <w:rPr>
+            <w:rFonts w:ascii="Cambria Math" w:hAnsi="Cambria Math"/>
+          </w:rPr>
+          <m:t>СЗ+61.198</m:t>
         </m:r>
       </m:oMath>
       <w:r>
@@ -1445,10 +1461,10 @@
           <w:noProof/>
         </w:rPr>
         <w:drawing>
-          <wp:inline distT="0" distB="0" distL="0" distR="0" wp14:anchorId="12831D0D" wp14:editId="1449CC96">
-            <wp:extent cx="3780216" cy="3774558"/>
-            <wp:effectExtent l="0" t="0" r="0" b="0"/>
-            <wp:docPr id="794778448" name="Рисунок 1"/>
+          <wp:inline distT="0" distB="0" distL="0" distR="0" wp14:anchorId="6A297582" wp14:editId="367BB01A">
+            <wp:extent cx="5940425" cy="2976245"/>
+            <wp:effectExtent l="0" t="0" r="3175" b="0"/>
+            <wp:docPr id="2011236199" name="Рисунок 2"/>
             <wp:cNvGraphicFramePr>
               <a:graphicFrameLocks xmlns:a="http://schemas.openxmlformats.org/drawingml/2006/main" noChangeAspect="1"/>
             </wp:cNvGraphicFramePr>
@@ -1456,23 +1472,36 @@
               <a:graphicData uri="http://schemas.openxmlformats.org/drawingml/2006/picture">
                 <pic:pic xmlns:pic="http://schemas.openxmlformats.org/drawingml/2006/picture">
                   <pic:nvPicPr>
-                    <pic:cNvPr id="794778448" name=""/>
-                    <pic:cNvPicPr/>
+                    <pic:cNvPr id="0" name="Picture 2"/>
+                    <pic:cNvPicPr>
+                      <a:picLocks noChangeAspect="1" noChangeArrowheads="1"/>
+                    </pic:cNvPicPr>
                   </pic:nvPicPr>
                   <pic:blipFill>
-                    <a:blip r:embed="rId15"/>
+                    <a:blip r:embed="rId15">
+                      <a:extLst>
+                        <a:ext uri="{28A0092B-C50C-407E-A947-70E740481C1C}">
+                          <a14:useLocalDpi xmlns:a14="http://schemas.microsoft.com/office/drawing/2010/main" val="0"/>
+                        </a:ext>
+                      </a:extLst>
+                    </a:blip>
+                    <a:srcRect/>
                     <a:stretch>
                       <a:fillRect/>
                     </a:stretch>
                   </pic:blipFill>
-                  <pic:spPr>
+                  <pic:spPr bwMode="auto">
                     <a:xfrm>
                       <a:off x="0" y="0"/>
-                      <a:ext cx="3803110" cy="3797418"/>
+                      <a:ext cx="5940425" cy="2976245"/>
                     </a:xfrm>
                     <a:prstGeom prst="rect">
                       <a:avLst/>
                     </a:prstGeom>
+                    <a:noFill/>
+                    <a:ln>
+                      <a:noFill/>
+                    </a:ln>
                   </pic:spPr>
                 </pic:pic>
               </a:graphicData>
@@ -1500,9 +1529,18 @@
     <w:p>
       <w:pPr>
         <w:pStyle w:val="a5"/>
-      </w:pPr>
-      <w:r>
-        <w:lastRenderedPageBreak/>
+        <w:ind w:firstLine="0"/>
+        <w:jc w:val="center"/>
+        <w:rPr>
+          <w:rFonts w:eastAsiaTheme="minorEastAsia"/>
+        </w:rPr>
+      </w:pPr>
+    </w:p>
+    <w:p>
+      <w:pPr>
+        <w:pStyle w:val="a5"/>
+      </w:pPr>
+      <w:r>
         <w:t xml:space="preserve">11. </w:t>
       </w:r>
       <w:r>
@@ -1524,14 +1562,11 @@
         <w:jc w:val="center"/>
       </w:pPr>
       <w:r>
-        <w:rPr>
-          <w:noProof/>
-        </w:rPr>
         <w:drawing>
-          <wp:inline distT="0" distB="0" distL="0" distR="0" wp14:anchorId="285462EF" wp14:editId="24E13E5B">
-            <wp:extent cx="3985330" cy="3338623"/>
+          <wp:inline distT="0" distB="0" distL="0" distR="0" wp14:anchorId="2811DE46" wp14:editId="5088FB9F">
+            <wp:extent cx="3886742" cy="3105583"/>
             <wp:effectExtent l="0" t="0" r="0" b="0"/>
-            <wp:docPr id="1497428838" name="Рисунок 1"/>
+            <wp:docPr id="861588251" name="Рисунок 1"/>
             <wp:cNvGraphicFramePr>
               <a:graphicFrameLocks xmlns:a="http://schemas.openxmlformats.org/drawingml/2006/main" noChangeAspect="1"/>
             </wp:cNvGraphicFramePr>
@@ -1539,7 +1574,7 @@
               <a:graphicData uri="http://schemas.openxmlformats.org/drawingml/2006/picture">
                 <pic:pic xmlns:pic="http://schemas.openxmlformats.org/drawingml/2006/picture">
                   <pic:nvPicPr>
-                    <pic:cNvPr id="1497428838" name=""/>
+                    <pic:cNvPr id="861588251" name=""/>
                     <pic:cNvPicPr/>
                   </pic:nvPicPr>
                   <pic:blipFill>
@@ -1551,7 +1586,7 @@
                   <pic:spPr>
                     <a:xfrm>
                       <a:off x="0" y="0"/>
-                      <a:ext cx="3988619" cy="3341378"/>
+                      <a:ext cx="3886742" cy="3105583"/>
                     </a:xfrm>
                     <a:prstGeom prst="rect">
                       <a:avLst/>
@@ -1571,14 +1606,12 @@
         <w:jc w:val="center"/>
       </w:pPr>
       <w:r>
-        <w:rPr>
-          <w:noProof/>
-        </w:rPr>
+        <w:lastRenderedPageBreak/>
         <w:drawing>
-          <wp:inline distT="0" distB="0" distL="0" distR="0" wp14:anchorId="27DBE036" wp14:editId="0B99092B">
-            <wp:extent cx="4167963" cy="2039798"/>
-            <wp:effectExtent l="0" t="0" r="4445" b="0"/>
-            <wp:docPr id="1351354332" name="Рисунок 1"/>
+          <wp:inline distT="0" distB="0" distL="0" distR="0" wp14:anchorId="3E5F4B5D" wp14:editId="21DCEAAD">
+            <wp:extent cx="5940425" cy="1776095"/>
+            <wp:effectExtent l="0" t="0" r="3175" b="0"/>
+            <wp:docPr id="470703115" name="Рисунок 1"/>
             <wp:cNvGraphicFramePr>
               <a:graphicFrameLocks xmlns:a="http://schemas.openxmlformats.org/drawingml/2006/main" noChangeAspect="1"/>
             </wp:cNvGraphicFramePr>
@@ -1586,7 +1619,7 @@
               <a:graphicData uri="http://schemas.openxmlformats.org/drawingml/2006/picture">
                 <pic:pic xmlns:pic="http://schemas.openxmlformats.org/drawingml/2006/picture">
                   <pic:nvPicPr>
-                    <pic:cNvPr id="1351354332" name=""/>
+                    <pic:cNvPr id="470703115" name=""/>
                     <pic:cNvPicPr/>
                   </pic:nvPicPr>
                   <pic:blipFill>
@@ -1598,7 +1631,7 @@
                   <pic:spPr>
                     <a:xfrm>
                       <a:off x="0" y="0"/>
-                      <a:ext cx="4179310" cy="2045351"/>
+                      <a:ext cx="5940425" cy="1776095"/>
                     </a:xfrm>
                     <a:prstGeom prst="rect">
                       <a:avLst/>
@@ -1635,15 +1668,11 @@
         <w:jc w:val="center"/>
       </w:pPr>
       <w:r>
-        <w:rPr>
-          <w:noProof/>
-        </w:rPr>
-        <w:lastRenderedPageBreak/>
         <w:drawing>
-          <wp:inline distT="0" distB="0" distL="0" distR="0" wp14:anchorId="52B3BDF6" wp14:editId="032A011E">
-            <wp:extent cx="3168502" cy="2817295"/>
-            <wp:effectExtent l="0" t="0" r="0" b="2540"/>
-            <wp:docPr id="1640584686" name="Рисунок 1"/>
+          <wp:inline distT="0" distB="0" distL="0" distR="0" wp14:anchorId="045057E5" wp14:editId="034B1432">
+            <wp:extent cx="3305175" cy="2973869"/>
+            <wp:effectExtent l="0" t="0" r="0" b="0"/>
+            <wp:docPr id="1104835179" name="Рисунок 1"/>
             <wp:cNvGraphicFramePr>
               <a:graphicFrameLocks xmlns:a="http://schemas.openxmlformats.org/drawingml/2006/main" noChangeAspect="1"/>
             </wp:cNvGraphicFramePr>
@@ -1651,7 +1680,7 @@
               <a:graphicData uri="http://schemas.openxmlformats.org/drawingml/2006/picture">
                 <pic:pic xmlns:pic="http://schemas.openxmlformats.org/drawingml/2006/picture">
                   <pic:nvPicPr>
-                    <pic:cNvPr id="1640584686" name=""/>
+                    <pic:cNvPr id="1104835179" name=""/>
                     <pic:cNvPicPr/>
                   </pic:nvPicPr>
                   <pic:blipFill>
@@ -1663,7 +1692,7 @@
                   <pic:spPr>
                     <a:xfrm>
                       <a:off x="0" y="0"/>
-                      <a:ext cx="3176664" cy="2824552"/>
+                      <a:ext cx="3318715" cy="2986052"/>
                     </a:xfrm>
                     <a:prstGeom prst="rect">
                       <a:avLst/>
@@ -1683,14 +1712,11 @@
         <w:jc w:val="center"/>
       </w:pPr>
       <w:r>
-        <w:rPr>
-          <w:noProof/>
-        </w:rPr>
         <w:drawing>
-          <wp:inline distT="0" distB="0" distL="0" distR="0" wp14:anchorId="30231C99" wp14:editId="2A31EA1B">
-            <wp:extent cx="3175000" cy="2287124"/>
-            <wp:effectExtent l="0" t="0" r="6350" b="0"/>
-            <wp:docPr id="534576220" name="Рисунок 1"/>
+          <wp:inline distT="0" distB="0" distL="0" distR="0" wp14:anchorId="4E08582E" wp14:editId="6A1DA7A9">
+            <wp:extent cx="3352800" cy="3019956"/>
+            <wp:effectExtent l="0" t="0" r="0" b="9525"/>
+            <wp:docPr id="486644640" name="Рисунок 1"/>
             <wp:cNvGraphicFramePr>
               <a:graphicFrameLocks xmlns:a="http://schemas.openxmlformats.org/drawingml/2006/main" noChangeAspect="1"/>
             </wp:cNvGraphicFramePr>
@@ -1698,7 +1724,7 @@
               <a:graphicData uri="http://schemas.openxmlformats.org/drawingml/2006/picture">
                 <pic:pic xmlns:pic="http://schemas.openxmlformats.org/drawingml/2006/picture">
                   <pic:nvPicPr>
-                    <pic:cNvPr id="534576220" name=""/>
+                    <pic:cNvPr id="486644640" name=""/>
                     <pic:cNvPicPr/>
                   </pic:nvPicPr>
                   <pic:blipFill>
@@ -1710,7 +1736,7 @@
                   <pic:spPr>
                     <a:xfrm>
                       <a:off x="0" y="0"/>
-                      <a:ext cx="3196361" cy="2302511"/>
+                      <a:ext cx="3355202" cy="3022119"/>
                     </a:xfrm>
                     <a:prstGeom prst="rect">
                       <a:avLst/>
@@ -1730,6 +1756,51 @@
         <w:jc w:val="center"/>
       </w:pPr>
       <w:r>
+        <w:lastRenderedPageBreak/>
+        <w:drawing>
+          <wp:inline distT="0" distB="0" distL="0" distR="0" wp14:anchorId="65CFFF82" wp14:editId="4B603F16">
+            <wp:extent cx="5940425" cy="1441450"/>
+            <wp:effectExtent l="0" t="0" r="3175" b="6350"/>
+            <wp:docPr id="1646527838" name="Рисунок 1"/>
+            <wp:cNvGraphicFramePr>
+              <a:graphicFrameLocks xmlns:a="http://schemas.openxmlformats.org/drawingml/2006/main" noChangeAspect="1"/>
+            </wp:cNvGraphicFramePr>
+            <a:graphic xmlns:a="http://schemas.openxmlformats.org/drawingml/2006/main">
+              <a:graphicData uri="http://schemas.openxmlformats.org/drawingml/2006/picture">
+                <pic:pic xmlns:pic="http://schemas.openxmlformats.org/drawingml/2006/picture">
+                  <pic:nvPicPr>
+                    <pic:cNvPr id="1646527838" name=""/>
+                    <pic:cNvPicPr/>
+                  </pic:nvPicPr>
+                  <pic:blipFill>
+                    <a:blip r:embed="rId20"/>
+                    <a:stretch>
+                      <a:fillRect/>
+                    </a:stretch>
+                  </pic:blipFill>
+                  <pic:spPr>
+                    <a:xfrm>
+                      <a:off x="0" y="0"/>
+                      <a:ext cx="5940425" cy="1441450"/>
+                    </a:xfrm>
+                    <a:prstGeom prst="rect">
+                      <a:avLst/>
+                    </a:prstGeom>
+                  </pic:spPr>
+                </pic:pic>
+              </a:graphicData>
+            </a:graphic>
+          </wp:inline>
+        </w:drawing>
+      </w:r>
+    </w:p>
+    <w:p>
+      <w:pPr>
+        <w:pStyle w:val="a5"/>
+        <w:ind w:firstLine="0"/>
+        <w:jc w:val="center"/>
+      </w:pPr>
+      <w:r>
         <w:t>Рисунок 12 – пошаговое построение множественной регрессии по направлению вперед</w:t>
       </w:r>
     </w:p>
@@ -1774,7 +1845,31 @@
             <w:rPr>
               <w:rFonts w:ascii="Cambria Math" w:hAnsi="Cambria Math"/>
             </w:rPr>
-            <m:t>ВВП=1.13∙ИС-0.33</m:t>
+            <m:t>ПЖ</m:t>
+          </m:r>
+          <m:r>
+            <w:rPr>
+              <w:rFonts w:ascii="Cambria Math" w:hAnsi="Cambria Math"/>
+            </w:rPr>
+            <m:t>=</m:t>
+          </m:r>
+          <m:r>
+            <w:rPr>
+              <w:rFonts w:ascii="Cambria Math" w:hAnsi="Cambria Math"/>
+            </w:rPr>
+            <m:t>-0.106</m:t>
+          </m:r>
+          <m:r>
+            <w:rPr>
+              <w:rFonts w:ascii="Cambria Math" w:hAnsi="Cambria Math"/>
+            </w:rPr>
+            <m:t>∙</m:t>
+          </m:r>
+          <m:r>
+            <w:rPr>
+              <w:rFonts w:ascii="Cambria Math" w:hAnsi="Cambria Math"/>
+            </w:rPr>
+            <m:t>ДС+0.181</m:t>
           </m:r>
           <m:r>
             <w:rPr>
@@ -1787,20 +1882,33 @@
             <w:rPr>
               <w:rFonts w:ascii="Cambria Math" w:hAnsi="Cambria Math"/>
             </w:rPr>
-            <m:t>Инфляция</m:t>
+            <m:t>ИС</m:t>
           </m:r>
           <m:r>
             <w:rPr>
               <w:rFonts w:ascii="Cambria Math" w:hAnsi="Cambria Math"/>
               <w:lang w:val="en-US"/>
             </w:rPr>
-            <m:t>-0.0002∙</m:t>
+            <m:t>+</m:t>
           </m:r>
           <m:r>
             <w:rPr>
               <w:rFonts w:ascii="Cambria Math" w:hAnsi="Cambria Math"/>
             </w:rPr>
-            <m:t xml:space="preserve">Убийства-12.6 </m:t>
+            <m:t>0.033</m:t>
+          </m:r>
+          <m:r>
+            <w:rPr>
+              <w:rFonts w:ascii="Cambria Math" w:hAnsi="Cambria Math"/>
+              <w:lang w:val="en-US"/>
+            </w:rPr>
+            <m:t>∙</m:t>
+          </m:r>
+          <m:r>
+            <w:rPr>
+              <w:rFonts w:ascii="Cambria Math" w:hAnsi="Cambria Math"/>
+            </w:rPr>
+            <m:t>МЭ+0.00006∙ВВП+61.279</m:t>
           </m:r>
         </m:oMath>
       </m:oMathPara>
@@ -1818,14 +1926,11 @@
         <w:jc w:val="center"/>
       </w:pPr>
       <w:r>
-        <w:rPr>
-          <w:noProof/>
-        </w:rPr>
         <w:drawing>
-          <wp:inline distT="0" distB="0" distL="0" distR="0" wp14:anchorId="6ED0BA92" wp14:editId="75818BE5">
-            <wp:extent cx="5940425" cy="412115"/>
-            <wp:effectExtent l="0" t="0" r="3175" b="6985"/>
-            <wp:docPr id="782464925" name="Рисунок 1"/>
+          <wp:inline distT="0" distB="0" distL="0" distR="0" wp14:anchorId="45688F11" wp14:editId="6436BFD7">
+            <wp:extent cx="5940425" cy="429260"/>
+            <wp:effectExtent l="0" t="0" r="3175" b="8890"/>
+            <wp:docPr id="304338300" name="Рисунок 1"/>
             <wp:cNvGraphicFramePr>
               <a:graphicFrameLocks xmlns:a="http://schemas.openxmlformats.org/drawingml/2006/main" noChangeAspect="1"/>
             </wp:cNvGraphicFramePr>
@@ -1833,11 +1938,11 @@
               <a:graphicData uri="http://schemas.openxmlformats.org/drawingml/2006/picture">
                 <pic:pic xmlns:pic="http://schemas.openxmlformats.org/drawingml/2006/picture">
                   <pic:nvPicPr>
-                    <pic:cNvPr id="782464925" name=""/>
+                    <pic:cNvPr id="304338300" name=""/>
                     <pic:cNvPicPr/>
                   </pic:nvPicPr>
                   <pic:blipFill>
-                    <a:blip r:embed="rId20"/>
+                    <a:blip r:embed="rId21"/>
                     <a:stretch>
                       <a:fillRect/>
                     </a:stretch>
@@ -1845,7 +1950,7 @@
                   <pic:spPr>
                     <a:xfrm>
                       <a:off x="0" y="0"/>
-                      <a:ext cx="5940425" cy="412115"/>
+                      <a:ext cx="5940425" cy="429260"/>
                     </a:xfrm>
                     <a:prstGeom prst="rect">
                       <a:avLst/>
@@ -1880,13 +1985,19 @@
         <w:t>VIF</w:t>
       </w:r>
       <w:r>
-        <w:t xml:space="preserve">, можем заявить об отсутствии </w:t>
+        <w:t>, можем заявить о</w:t>
+      </w:r>
+      <w:r>
+        <w:t xml:space="preserve"> </w:t>
+      </w:r>
+      <w:r>
+        <w:t xml:space="preserve">наличии </w:t>
       </w:r>
       <w:r>
         <w:t>мультиколлинеарности</w:t>
       </w:r>
       <w:r>
-        <w:t xml:space="preserve">  в построенной модели </w:t>
+        <w:t xml:space="preserve"> в построенной модели </w:t>
       </w:r>
       <w:r>
         <w:t>(</w:t>
@@ -1976,7 +2087,7 @@
 </file>
 
 <file path=word/styles.xml><?xml version="1.0" encoding="utf-8"?>
-<w:styles xmlns:mc="http://schemas.openxmlformats.org/markup-compatibility/2006" xmlns:r="http://schemas.openxmlformats.org/officeDocument/2006/relationships" xmlns:w="http://schemas.openxmlformats.org/wordprocessingml/2006/main" xmlns:w14="http://schemas.microsoft.com/office/word/2010/wordml" xmlns:w15="http://schemas.microsoft.com/office/word/2012/wordml" xmlns:w16cex="http://schemas.microsoft.com/office/word/2018/wordml/cex" xmlns:w16cid="http://schemas.microsoft.com/office/word/2016/wordml/cid" xmlns:w16="http://schemas.microsoft.com/office/word/2018/wordml" xmlns:w16sdtdh="http://schemas.microsoft.com/office/word/2020/wordml/sdtdatahash" xmlns:w16se="http://schemas.microsoft.com/office/word/2015/wordml/symex" mc:Ignorable="w14 w15 w16se w16cid w16 w16cex w16sdtdh">
+<w:styles xmlns:mc="http://schemas.openxmlformats.org/markup-compatibility/2006" xmlns:r="http://schemas.openxmlformats.org/officeDocument/2006/relationships" xmlns:w="http://schemas.openxmlformats.org/wordprocessingml/2006/main" xmlns:w14="http://schemas.microsoft.com/office/word/2010/wordml" xmlns:w15="http://schemas.microsoft.com/office/word/2012/wordml" xmlns:w16cex="http://schemas.microsoft.com/office/word/2018/wordml/cex" xmlns:w16cid="http://schemas.microsoft.com/office/word/2016/wordml/cid" xmlns:w16="http://schemas.microsoft.com/office/word/2018/wordml" xmlns:w16du="http://schemas.microsoft.com/office/word/2023/wordml/word16du" xmlns:w16sdtdh="http://schemas.microsoft.com/office/word/2020/wordml/sdtdatahash" xmlns:w16sdtfl="http://schemas.microsoft.com/office/word/2024/wordml/sdtformatlock" xmlns:w16se="http://schemas.microsoft.com/office/word/2015/wordml/symex" mc:Ignorable="w14 w15 w16se w16cid w16 w16cex w16sdtdh w16sdtfl w16du">
   <w:docDefaults>
     <w:rPrDefault>
       <w:rPr>
